--- a/testflow/11_Hop_dong_tu_van.docx
+++ b/testflow/11_Hop_dong_tu_van.docx
@@ -377,7 +377,7 @@
                 <w:iCs/>
                 <w:lang w:val="en-US"/>
               </w:rPr>
-              <w:t xml:space="preserve">29/7/2026</w:t>
+              <w:t xml:space="preserve">Ngày 29 tháng 7 năm 2026</w:t>
             </w:r>
             <w:r>
               <w:rPr>
@@ -567,7 +567,7 @@
         <w:rPr>
           <w:lang w:val="en-US"/>
         </w:rPr>
-        <w:t xml:space="preserve">Căn cứ Luật Đấu thầu số 22/2023/QH15, ngày 23/6/2023 của Quốc hội khóa XV, Kỳ họp thứ 5;</w:t>
+        <w:t xml:space="preserve">Căn cứ Luật số 22/2023/QH15 ngày 23 tháng 6 năm 2023 của Quốc hội khóa XV, Kỳ họp thứ 5 đấu thầu;</w:t>
       </w:r>
       <w:r>
         <w:rPr>
@@ -590,7 +590,7 @@
         <w:rPr>
           <w:lang w:val="en-US"/>
         </w:rPr>
-        <w:t xml:space="preserve">Căn cứ Luật số 57/2024/QH15, ngày 29/11/2024 của Quốc hội sửa đổi, bổ sung một số điều của Luật Quy hoạch, Luật Đầu tư, Luật Đầu tư theo phương thức đối tác công tư và Luật Đấu thầu;</w:t>
+        <w:t xml:space="preserve">Căn cứ Luật số 57/2024/QH15 ngày 29 tháng 11 năm 2024 của Quốc hội sửa đổi, bổ sung một số điều của Luật Quy hoạch, Luật Đầu tư, Luật Đầu tư theo phương thức đối tác công tư và Luật Đấu thầu;</w:t>
       </w:r>
       <w:r>
         <w:rPr>
@@ -613,7 +613,7 @@
         <w:rPr>
           <w:lang w:val="en-US"/>
         </w:rPr>
-        <w:t xml:space="preserve">Căn cứ Luật số 90/2025/QH15, ngày 25/6/2025 của Quốc hội sửa đổi, bổ sung một số điều của Luật Đấu thầu, Luật Đầu tư theo phương thức đối tác công tư, Luật Hải quan, Luật thuế giá trị gia tăng, Luật thuế xuất khẩu, thuế nhập khẩu, Luật Đầu tư, Luật Đầu tư công, Luật Quản lý, sử dụng tài sản công;</w:t>
+        <w:t xml:space="preserve">Căn cứ Luật số 90/2025/QH15 ngày 25 tháng 6 năm 2025 của Quốc hội sửa đổi, bổ sung một số điều của Luật Đấu thầu, Luật Đầu tư theo phương thức đối tác công tư, Luật Hải quan, Luật thuế giá trị gia tăng, Luật thuế xuất khẩu, thuế nhập khẩu, Luật Đầu tư, Luật Đầu tư công, Luật Quản lý, sử dụng tài sản công;</w:t>
       </w:r>
       <w:r>
         <w:rPr>
@@ -636,7 +636,7 @@
         <w:rPr>
           <w:lang w:val="en-US"/>
         </w:rPr>
-        <w:t xml:space="preserve">Căn cứ Nghị định số 214/2025/NĐ-CP, ngày 04/8/2025 của Chính phủ quy định chi tiết một số điều và biện pháp thi hành Luật Đấu thầu về lựa chọn nhà thầu;</w:t>
+        <w:t xml:space="preserve">Căn cứ Nghị định số 214/2025/NĐ-CP ngày 04 tháng 8 năm 2025 của Chính phủ quy định chi tiết một số điều và biện pháp thi hành Luật Đấu thầu về lựa chọn nhà thầu;</w:t>
       </w:r>
       <w:r>
         <w:rPr>
@@ -685,7 +685,7 @@
         <w:rPr>
           <w:lang w:val="en-US"/>
         </w:rPr>
-        <w:t xml:space="preserve">29/7/2026</w:t>
+        <w:t xml:space="preserve">Ngày 29 tháng 7 năm 2026</w:t>
       </w:r>
       <w:r>
         <w:rPr>
